--- a/AT&BMHTTT/LAB 3_1150080058_ĐẶNG VĂN KHOA.docx
+++ b/AT&BMHTTT/LAB 3_1150080058_ĐẶNG VĂN KHOA.docx
@@ -3,15 +3,44 @@
 <w:document xmlns:wpc="http://schemas.microsoft.com/office/word/2010/wordprocessingCanvas" xmlns:cx="http://schemas.microsoft.com/office/drawing/2014/chartex" xmlns:cx1="http://schemas.microsoft.com/office/drawing/2015/9/8/chartex" xmlns:cx2="http://schemas.microsoft.com/office/drawing/2015/10/21/chartex" xmlns:cx3="http://schemas.microsoft.com/office/drawing/2016/5/9/chartex" xmlns:cx4="http://schemas.microsoft.com/office/drawing/2016/5/10/chartex" xmlns:cx5="http://schemas.microsoft.com/office/drawing/2016/5/11/chartex" xmlns:cx6="http://schemas.microsoft.com/office/drawing/2016/5/12/chartex" xmlns:cx7="http://schemas.microsoft.com/office/drawing/2016/5/13/chartex" xmlns:cx8="http://schemas.microsoft.com/office/drawing/2016/5/14/chartex" xmlns:mc="http://schemas.openxmlformats.org/markup-compatibility/2006" xmlns:aink="http://schemas.microsoft.com/office/drawing/2016/ink" xmlns:am3d="http://schemas.microsoft.com/office/drawing/2017/model3d" xmlns:o="urn:schemas-microsoft-com:office:office" xmlns:r="http://schemas.openxmlformats.org/officeDocument/2006/relationships" xmlns:m="http://schemas.openxmlformats.org/officeDocument/2006/math" xmlns:v="urn:schemas-microsoft-com:vml" xmlns:wp14="http://schemas.microsoft.com/office/word/2010/wordprocessingDrawing" xmlns:wp="http://schemas.openxmlformats.org/drawingml/2006/wordprocessingDrawing" xmlns:w10="urn:schemas-microsoft-com:office:word" xmlns:w="http://schemas.openxmlformats.org/wordprocessingml/2006/main" xmlns:w14="http://schemas.microsoft.com/office/word/2010/wordml" xmlns:w15="http://schemas.microsoft.com/office/word/2012/wordml" xmlns:w16cex="http://schemas.microsoft.com/office/word/2018/wordml/cex" xmlns:w16cid="http://schemas.microsoft.com/office/word/2016/wordml/cid" xmlns:w16="http://schemas.microsoft.com/office/word/2018/wordml" xmlns:w16sdtdh="http://schemas.microsoft.com/office/word/2020/wordml/sdtdatahash" xmlns:w16se="http://schemas.microsoft.com/office/word/2015/wordml/symex" xmlns:wpg="http://schemas.microsoft.com/office/word/2010/wordprocessingGroup" xmlns:wpi="http://schemas.microsoft.com/office/word/2010/wordprocessingInk" xmlns:wne="http://schemas.microsoft.com/office/word/2006/wordml" xmlns:wps="http://schemas.microsoft.com/office/word/2010/wordprocessingShape" mc:Ignorable="w14 w15 w16se w16cid w16 w16cex w16sdtdh wp14">
   <w:body>
     <w:p>
+      <w:pPr>
+        <w:rPr>
+          <w:rFonts w:ascii="Times New Roman" w:hAnsi="Times New Roman" w:cs="Times New Roman"/>
+          <w:sz w:val="26"/>
+          <w:szCs w:val="26"/>
+        </w:rPr>
+      </w:pPr>
       <w:r>
+        <w:rPr>
+          <w:rFonts w:ascii="Times New Roman" w:hAnsi="Times New Roman" w:cs="Times New Roman"/>
+          <w:sz w:val="26"/>
+          <w:szCs w:val="26"/>
+        </w:rPr>
         <w:t>Môi trường máy ảo:</w:t>
       </w:r>
       <w:r>
+        <w:rPr>
+          <w:rFonts w:ascii="Times New Roman" w:hAnsi="Times New Roman" w:cs="Times New Roman"/>
+          <w:sz w:val="26"/>
+          <w:szCs w:val="26"/>
+        </w:rPr>
         <w:t xml:space="preserve"> win 10 64-bit</w:t>
       </w:r>
     </w:p>
     <w:p>
+      <w:pPr>
+        <w:rPr>
+          <w:rFonts w:ascii="Times New Roman" w:hAnsi="Times New Roman" w:cs="Times New Roman"/>
+          <w:sz w:val="26"/>
+          <w:szCs w:val="26"/>
+        </w:rPr>
+      </w:pPr>
       <w:r>
+        <w:rPr>
+          <w:rFonts w:ascii="Times New Roman" w:hAnsi="Times New Roman" w:cs="Times New Roman"/>
+          <w:sz w:val="26"/>
+          <w:szCs w:val="26"/>
+        </w:rPr>
         <w:drawing>
           <wp:inline distT="0" distB="0" distL="0" distR="0" wp14:anchorId="037F6C01" wp14:editId="73C90D5E">
             <wp:extent cx="5943600" cy="4558665"/>
@@ -28,7 +57,7 @@
                     <pic:cNvPicPr/>
                   </pic:nvPicPr>
                   <pic:blipFill>
-                    <a:blip r:embed="rId4"/>
+                    <a:blip r:embed="rId5"/>
                     <a:stretch>
                       <a:fillRect/>
                     </a:stretch>
@@ -50,13 +79,64 @@
       </w:r>
     </w:p>
     <w:p>
+      <w:pPr>
+        <w:rPr>
+          <w:rFonts w:ascii="Times New Roman" w:hAnsi="Times New Roman" w:cs="Times New Roman"/>
+          <w:sz w:val="26"/>
+          <w:szCs w:val="26"/>
+        </w:rPr>
+      </w:pPr>
       <w:r>
+        <w:rPr>
+          <w:rFonts w:ascii="Times New Roman" w:hAnsi="Times New Roman" w:cs="Times New Roman"/>
+          <w:sz w:val="26"/>
+          <w:szCs w:val="26"/>
+        </w:rPr>
         <w:t>Link video:</w:t>
       </w:r>
+      <w:r>
+        <w:rPr>
+          <w:rFonts w:ascii="Times New Roman" w:hAnsi="Times New Roman" w:cs="Times New Roman"/>
+          <w:sz w:val="26"/>
+          <w:szCs w:val="26"/>
+        </w:rPr>
+        <w:t xml:space="preserve"> </w:t>
+      </w:r>
+      <w:hyperlink r:id="rId6" w:history="1">
+        <w:r>
+          <w:rPr>
+            <w:rStyle w:val="Hyperlink"/>
+            <w:rFonts w:ascii="Times New Roman" w:hAnsi="Times New Roman" w:cs="Times New Roman"/>
+            <w:sz w:val="26"/>
+            <w:szCs w:val="26"/>
+          </w:rPr>
+          <w:t>https://youtu.be/J_e81_DG7KE</w:t>
+        </w:r>
+      </w:hyperlink>
     </w:p>
-    <w:p/>
     <w:p>
+      <w:pPr>
+        <w:rPr>
+          <w:rFonts w:ascii="Times New Roman" w:hAnsi="Times New Roman" w:cs="Times New Roman"/>
+          <w:sz w:val="26"/>
+          <w:szCs w:val="26"/>
+        </w:rPr>
+      </w:pPr>
+    </w:p>
+    <w:p>
+      <w:pPr>
+        <w:rPr>
+          <w:rFonts w:ascii="Times New Roman" w:hAnsi="Times New Roman" w:cs="Times New Roman"/>
+          <w:sz w:val="26"/>
+          <w:szCs w:val="26"/>
+        </w:rPr>
+      </w:pPr>
       <w:r>
+        <w:rPr>
+          <w:rFonts w:ascii="Times New Roman" w:hAnsi="Times New Roman" w:cs="Times New Roman"/>
+          <w:sz w:val="26"/>
+          <w:szCs w:val="26"/>
+        </w:rPr>
         <w:lastRenderedPageBreak/>
         <w:drawing>
           <wp:inline distT="0" distB="0" distL="0" distR="0" wp14:anchorId="4AA6DDE8" wp14:editId="2DE570C1">
@@ -74,7 +154,7 @@
                     <pic:cNvPicPr/>
                   </pic:nvPicPr>
                   <pic:blipFill>
-                    <a:blip r:embed="rId5"/>
+                    <a:blip r:embed="rId7"/>
                     <a:stretch>
                       <a:fillRect/>
                     </a:stretch>
@@ -96,7 +176,19 @@
       </w:r>
     </w:p>
     <w:p>
+      <w:pPr>
+        <w:rPr>
+          <w:rFonts w:ascii="Times New Roman" w:hAnsi="Times New Roman" w:cs="Times New Roman"/>
+          <w:sz w:val="26"/>
+          <w:szCs w:val="26"/>
+        </w:rPr>
+      </w:pPr>
       <w:r>
+        <w:rPr>
+          <w:rFonts w:ascii="Times New Roman" w:hAnsi="Times New Roman" w:cs="Times New Roman"/>
+          <w:sz w:val="26"/>
+          <w:szCs w:val="26"/>
+        </w:rPr>
         <w:lastRenderedPageBreak/>
         <w:drawing>
           <wp:inline distT="0" distB="0" distL="0" distR="0" wp14:anchorId="780923B2" wp14:editId="3D78211F">
@@ -114,7 +206,7 @@
                     <pic:cNvPicPr/>
                   </pic:nvPicPr>
                   <pic:blipFill>
-                    <a:blip r:embed="rId6"/>
+                    <a:blip r:embed="rId8"/>
                     <a:stretch>
                       <a:fillRect/>
                     </a:stretch>
@@ -136,7 +228,19 @@
       </w:r>
     </w:p>
     <w:p>
+      <w:pPr>
+        <w:rPr>
+          <w:rFonts w:ascii="Times New Roman" w:hAnsi="Times New Roman" w:cs="Times New Roman"/>
+          <w:sz w:val="26"/>
+          <w:szCs w:val="26"/>
+        </w:rPr>
+      </w:pPr>
       <w:r>
+        <w:rPr>
+          <w:rFonts w:ascii="Times New Roman" w:hAnsi="Times New Roman" w:cs="Times New Roman"/>
+          <w:sz w:val="26"/>
+          <w:szCs w:val="26"/>
+        </w:rPr>
         <w:lastRenderedPageBreak/>
         <w:drawing>
           <wp:inline distT="0" distB="0" distL="0" distR="0" wp14:anchorId="596E399B" wp14:editId="05FEEB3A">
@@ -154,7 +258,7 @@
                     <pic:cNvPicPr/>
                   </pic:nvPicPr>
                   <pic:blipFill>
-                    <a:blip r:embed="rId7"/>
+                    <a:blip r:embed="rId9"/>
                     <a:stretch>
                       <a:fillRect/>
                     </a:stretch>
@@ -175,6 +279,11 @@
         </w:drawing>
       </w:r>
       <w:r>
+        <w:rPr>
+          <w:rFonts w:ascii="Times New Roman" w:hAnsi="Times New Roman" w:cs="Times New Roman"/>
+          <w:sz w:val="26"/>
+          <w:szCs w:val="26"/>
+        </w:rPr>
         <w:lastRenderedPageBreak/>
         <w:drawing>
           <wp:inline distT="0" distB="0" distL="0" distR="0" wp14:anchorId="378352E7" wp14:editId="2AFB2D71">
@@ -192,7 +301,7 @@
                     <pic:cNvPicPr/>
                   </pic:nvPicPr>
                   <pic:blipFill>
-                    <a:blip r:embed="rId8"/>
+                    <a:blip r:embed="rId10"/>
                     <a:stretch>
                       <a:fillRect/>
                     </a:stretch>
@@ -213,6 +322,11 @@
         </w:drawing>
       </w:r>
       <w:r>
+        <w:rPr>
+          <w:rFonts w:ascii="Times New Roman" w:hAnsi="Times New Roman" w:cs="Times New Roman"/>
+          <w:sz w:val="26"/>
+          <w:szCs w:val="26"/>
+        </w:rPr>
         <w:lastRenderedPageBreak/>
         <w:drawing>
           <wp:inline distT="0" distB="0" distL="0" distR="0" wp14:anchorId="625214E8" wp14:editId="617D4095">
@@ -230,7 +344,7 @@
                     <pic:cNvPicPr/>
                   </pic:nvPicPr>
                   <pic:blipFill>
-                    <a:blip r:embed="rId9"/>
+                    <a:blip r:embed="rId11"/>
                     <a:stretch>
                       <a:fillRect/>
                     </a:stretch>
@@ -252,7 +366,19 @@
       </w:r>
     </w:p>
     <w:p>
+      <w:pPr>
+        <w:rPr>
+          <w:rFonts w:ascii="Times New Roman" w:hAnsi="Times New Roman" w:cs="Times New Roman"/>
+          <w:sz w:val="26"/>
+          <w:szCs w:val="26"/>
+        </w:rPr>
+      </w:pPr>
       <w:r>
+        <w:rPr>
+          <w:rFonts w:ascii="Times New Roman" w:hAnsi="Times New Roman" w:cs="Times New Roman"/>
+          <w:sz w:val="26"/>
+          <w:szCs w:val="26"/>
+        </w:rPr>
         <w:drawing>
           <wp:inline distT="0" distB="0" distL="0" distR="0" wp14:anchorId="21F98343" wp14:editId="5988FDED">
             <wp:extent cx="5943600" cy="1632585"/>
@@ -269,7 +395,7 @@
                     <pic:cNvPicPr/>
                   </pic:nvPicPr>
                   <pic:blipFill>
-                    <a:blip r:embed="rId10"/>
+                    <a:blip r:embed="rId12"/>
                     <a:stretch>
                       <a:fillRect/>
                     </a:stretch>
@@ -764,6 +890,29 @@
       <w:sz w:val="26"/>
     </w:rPr>
   </w:style>
+  <w:style w:type="character" w:styleId="Hyperlink">
+    <w:name w:val="Hyperlink"/>
+    <w:basedOn w:val="DefaultParagraphFont"/>
+    <w:uiPriority w:val="99"/>
+    <w:unhideWhenUsed/>
+    <w:rsid w:val="00375A35"/>
+    <w:rPr>
+      <w:color w:val="467886" w:themeColor="hyperlink"/>
+      <w:u w:val="single"/>
+    </w:rPr>
+  </w:style>
+  <w:style w:type="character" w:styleId="UnresolvedMention">
+    <w:name w:val="Unresolved Mention"/>
+    <w:basedOn w:val="DefaultParagraphFont"/>
+    <w:uiPriority w:val="99"/>
+    <w:semiHidden/>
+    <w:unhideWhenUsed/>
+    <w:rsid w:val="00375A35"/>
+    <w:rPr>
+      <w:color w:val="605E5C"/>
+      <w:shd w:val="clear" w:color="auto" w:fill="E1DFDD"/>
+    </w:rPr>
+  </w:style>
 </w:styles>
 </file>
 
@@ -1080,4 +1229,16 @@
     </a:ext>
   </a:extLst>
 </a:theme>
+</file>
+
+<file path=customXml/item1.xml><?xml version="1.0" encoding="utf-8"?>
+<b:Sources xmlns:b="http://schemas.openxmlformats.org/officeDocument/2006/bibliography" xmlns="http://schemas.openxmlformats.org/officeDocument/2006/bibliography" SelectedStyle="\APASixthEditionOfficeOnline.xsl" StyleName="APA" Version="6"/>
+</file>
+
+<file path=customXml/itemProps1.xml><?xml version="1.0" encoding="utf-8"?>
+<ds:datastoreItem xmlns:ds="http://schemas.openxmlformats.org/officeDocument/2006/customXml" ds:itemID="{213C5D08-84BC-41BC-897E-676F41C06594}">
+  <ds:schemaRefs>
+    <ds:schemaRef ds:uri="http://schemas.openxmlformats.org/officeDocument/2006/bibliography"/>
+  </ds:schemaRefs>
+</ds:datastoreItem>
 </file>